--- a/documentacion/informe de proyecto.docx
+++ b/documentacion/informe de proyecto.docx
@@ -82,7 +82,39 @@
           <w:sz w:val="26"/>
           <w:szCs w:val="26"/>
         </w:rPr>
-        <w:t>[Nombre del Sistema]</w:t>
+        <w:t>[</w:t>
+      </w:r>
+      <w:r>
+        <w:rPr>
+          <w:b/>
+          <w:bCs/>
+          <w:color w:val="1A1A1A"/>
+          <w:sz w:val="26"/>
+          <w:szCs w:val="26"/>
+        </w:rPr>
+        <w:t xml:space="preserve">Sistema de </w:t>
+      </w:r>
+      <w:proofErr w:type="spellStart"/>
+      <w:r>
+        <w:rPr>
+          <w:b/>
+          <w:bCs/>
+          <w:color w:val="1A1A1A"/>
+          <w:sz w:val="26"/>
+          <w:szCs w:val="26"/>
+        </w:rPr>
+        <w:t>Delivery</w:t>
+      </w:r>
+      <w:proofErr w:type="spellEnd"/>
+      <w:r>
+        <w:rPr>
+          <w:b/>
+          <w:bCs/>
+          <w:color w:val="1A1A1A"/>
+          <w:sz w:val="26"/>
+          <w:szCs w:val="26"/>
+        </w:rPr>
+        <w:t>]</w:t>
       </w:r>
     </w:p>
     <w:p>
@@ -354,7 +386,19 @@
               <w:right w:w="140" w:type="dxa"/>
             </w:tcMar>
           </w:tcPr>
-          <w:p/>
+          <w:p>
+            <w:r>
+              <w:t xml:space="preserve">Willian </w:t>
+            </w:r>
+            <w:proofErr w:type="spellStart"/>
+            <w:r>
+              <w:t>Perez</w:t>
+            </w:r>
+            <w:proofErr w:type="spellEnd"/>
+            <w:r>
+              <w:t xml:space="preserve"> Apaza</w:t>
+            </w:r>
+          </w:p>
         </w:tc>
       </w:tr>
       <w:tr>
@@ -913,12 +957,15 @@
           </w:tcPr>
           <w:p>
             <w:r>
-              <w:rPr>
-                <w:color w:val="1A1A1A"/>
-                <w:sz w:val="20"/>
-                <w:szCs w:val="20"/>
-              </w:rPr>
-              <w:t>Pérdida o duplicidad de información.</w:t>
+              <w:t>Pérdida o duplicidad de información en los pedidos</w:t>
+            </w:r>
+            <w:r>
+              <w:rPr>
+                <w:color w:val="1A1A1A"/>
+                <w:sz w:val="20"/>
+                <w:szCs w:val="20"/>
+              </w:rPr>
+              <w:t>.</w:t>
             </w:r>
           </w:p>
         </w:tc>
@@ -976,12 +1023,7 @@
           </w:tcPr>
           <w:p>
             <w:r>
-              <w:rPr>
-                <w:color w:val="1A1A1A"/>
-                <w:sz w:val="20"/>
-                <w:szCs w:val="20"/>
-              </w:rPr>
-              <w:t>Demora en los procesos operativos.</w:t>
+              <w:t>Demora en los procesos operativos de atención</w:t>
             </w:r>
           </w:p>
         </w:tc>
@@ -1039,12 +1081,7 @@
           </w:tcPr>
           <w:p>
             <w:r>
-              <w:rPr>
-                <w:color w:val="1A1A1A"/>
-                <w:sz w:val="20"/>
-                <w:szCs w:val="20"/>
-              </w:rPr>
-              <w:t>Insatisfacción de los usuarios.</w:t>
+              <w:t>Insatisfacción de los clientes por falta de seguimiento</w:t>
             </w:r>
           </w:p>
         </w:tc>
@@ -1071,12 +1108,7 @@
               <w:jc w:val="center"/>
             </w:pPr>
             <w:r>
-              <w:rPr>
-                <w:color w:val="1A1A1A"/>
-                <w:sz w:val="20"/>
-                <w:szCs w:val="20"/>
-              </w:rPr>
-              <w:t>Medio</w:t>
+              <w:t>Alto</w:t>
             </w:r>
           </w:p>
         </w:tc>
@@ -1102,12 +1134,7 @@
           </w:tcPr>
           <w:p>
             <w:r>
-              <w:rPr>
-                <w:color w:val="1A1A1A"/>
-                <w:sz w:val="20"/>
-                <w:szCs w:val="20"/>
-              </w:rPr>
-              <w:t>[Agregar consecuencia]</w:t>
+              <w:t>Desorganización en la asignación de repartidores</w:t>
             </w:r>
           </w:p>
         </w:tc>
@@ -1134,12 +1161,196 @@
               <w:jc w:val="center"/>
             </w:pPr>
             <w:r>
-              <w:rPr>
-                <w:color w:val="1A1A1A"/>
-                <w:sz w:val="20"/>
-                <w:szCs w:val="20"/>
-              </w:rPr>
-              <w:t>[Nivel]</w:t>
+              <w:t>Alto</w:t>
+            </w:r>
+          </w:p>
+        </w:tc>
+      </w:tr>
+      <w:tr>
+        <w:tc>
+          <w:tcPr>
+            <w:tcW w:w="5400" w:type="dxa"/>
+            <w:tcBorders>
+              <w:top w:val="single" w:sz="4" w:space="0" w:color="000000"/>
+              <w:left w:val="single" w:sz="4" w:space="0" w:color="000000"/>
+              <w:bottom w:val="single" w:sz="4" w:space="0" w:color="000000"/>
+              <w:right w:val="single" w:sz="4" w:space="0" w:color="000000"/>
+            </w:tcBorders>
+            <w:shd w:val="clear" w:color="auto" w:fill="FFFFFF"/>
+            <w:tcMar>
+              <w:top w:w="70" w:type="dxa"/>
+              <w:left w:w="140" w:type="dxa"/>
+              <w:bottom w:w="70" w:type="dxa"/>
+              <w:right w:w="140" w:type="dxa"/>
+            </w:tcMar>
+            <w:vAlign w:val="center"/>
+          </w:tcPr>
+          <w:p>
+            <w:r>
+              <w:t>Ausencia de registro histórico de pedidos realizados</w:t>
+            </w:r>
+          </w:p>
+        </w:tc>
+        <w:tc>
+          <w:tcPr>
+            <w:tcW w:w="3600" w:type="dxa"/>
+            <w:tcBorders>
+              <w:top w:val="single" w:sz="4" w:space="0" w:color="000000"/>
+              <w:left w:val="single" w:sz="4" w:space="0" w:color="000000"/>
+              <w:bottom w:val="single" w:sz="4" w:space="0" w:color="000000"/>
+              <w:right w:val="single" w:sz="4" w:space="0" w:color="000000"/>
+            </w:tcBorders>
+            <w:shd w:val="clear" w:color="auto" w:fill="FFFFFF"/>
+            <w:tcMar>
+              <w:top w:w="70" w:type="dxa"/>
+              <w:left w:w="140" w:type="dxa"/>
+              <w:bottom w:w="70" w:type="dxa"/>
+              <w:right w:w="140" w:type="dxa"/>
+            </w:tcMar>
+            <w:vAlign w:val="center"/>
+          </w:tcPr>
+          <w:p>
+            <w:pPr>
+              <w:jc w:val="center"/>
+              <w:rPr>
+                <w:color w:val="1A1A1A"/>
+                <w:sz w:val="20"/>
+                <w:szCs w:val="20"/>
+              </w:rPr>
+            </w:pPr>
+            <w:r>
+              <w:rPr>
+                <w:color w:val="1A1A1A"/>
+                <w:sz w:val="20"/>
+                <w:szCs w:val="20"/>
+              </w:rPr>
+              <w:t>Medio</w:t>
+            </w:r>
+          </w:p>
+        </w:tc>
+      </w:tr>
+      <w:tr>
+        <w:tc>
+          <w:tcPr>
+            <w:tcW w:w="5400" w:type="dxa"/>
+            <w:tcBorders>
+              <w:top w:val="single" w:sz="4" w:space="0" w:color="000000"/>
+              <w:left w:val="single" w:sz="4" w:space="0" w:color="000000"/>
+              <w:bottom w:val="single" w:sz="4" w:space="0" w:color="000000"/>
+              <w:right w:val="single" w:sz="4" w:space="0" w:color="000000"/>
+            </w:tcBorders>
+            <w:shd w:val="clear" w:color="auto" w:fill="FFFFFF"/>
+            <w:tcMar>
+              <w:top w:w="70" w:type="dxa"/>
+              <w:left w:w="140" w:type="dxa"/>
+              <w:bottom w:w="70" w:type="dxa"/>
+              <w:right w:w="140" w:type="dxa"/>
+            </w:tcMar>
+            <w:vAlign w:val="center"/>
+          </w:tcPr>
+          <w:p>
+            <w:r>
+              <w:t>Dificultad para coordinar múltiples pedidos simultáneos</w:t>
+            </w:r>
+          </w:p>
+        </w:tc>
+        <w:tc>
+          <w:tcPr>
+            <w:tcW w:w="3600" w:type="dxa"/>
+            <w:tcBorders>
+              <w:top w:val="single" w:sz="4" w:space="0" w:color="000000"/>
+              <w:left w:val="single" w:sz="4" w:space="0" w:color="000000"/>
+              <w:bottom w:val="single" w:sz="4" w:space="0" w:color="000000"/>
+              <w:right w:val="single" w:sz="4" w:space="0" w:color="000000"/>
+            </w:tcBorders>
+            <w:shd w:val="clear" w:color="auto" w:fill="FFFFFF"/>
+            <w:tcMar>
+              <w:top w:w="70" w:type="dxa"/>
+              <w:left w:w="140" w:type="dxa"/>
+              <w:bottom w:w="70" w:type="dxa"/>
+              <w:right w:w="140" w:type="dxa"/>
+            </w:tcMar>
+            <w:vAlign w:val="center"/>
+          </w:tcPr>
+          <w:p>
+            <w:pPr>
+              <w:jc w:val="center"/>
+              <w:rPr>
+                <w:color w:val="1A1A1A"/>
+                <w:sz w:val="20"/>
+                <w:szCs w:val="20"/>
+              </w:rPr>
+            </w:pPr>
+            <w:r>
+              <w:rPr>
+                <w:color w:val="1A1A1A"/>
+                <w:sz w:val="20"/>
+                <w:szCs w:val="20"/>
+              </w:rPr>
+              <w:t>Medio</w:t>
+            </w:r>
+          </w:p>
+        </w:tc>
+      </w:tr>
+      <w:tr>
+        <w:tc>
+          <w:tcPr>
+            <w:tcW w:w="5400" w:type="dxa"/>
+            <w:tcBorders>
+              <w:top w:val="single" w:sz="4" w:space="0" w:color="000000"/>
+              <w:left w:val="single" w:sz="4" w:space="0" w:color="000000"/>
+              <w:bottom w:val="single" w:sz="4" w:space="0" w:color="000000"/>
+              <w:right w:val="single" w:sz="4" w:space="0" w:color="000000"/>
+            </w:tcBorders>
+            <w:shd w:val="clear" w:color="auto" w:fill="FFFFFF"/>
+            <w:tcMar>
+              <w:top w:w="70" w:type="dxa"/>
+              <w:left w:w="140" w:type="dxa"/>
+              <w:bottom w:w="70" w:type="dxa"/>
+              <w:right w:w="140" w:type="dxa"/>
+            </w:tcMar>
+            <w:vAlign w:val="center"/>
+          </w:tcPr>
+          <w:p>
+            <w:r>
+              <w:t>Pérdida de clientes por mala experiencia de atención</w:t>
+            </w:r>
+          </w:p>
+        </w:tc>
+        <w:tc>
+          <w:tcPr>
+            <w:tcW w:w="3600" w:type="dxa"/>
+            <w:tcBorders>
+              <w:top w:val="single" w:sz="4" w:space="0" w:color="000000"/>
+              <w:left w:val="single" w:sz="4" w:space="0" w:color="000000"/>
+              <w:bottom w:val="single" w:sz="4" w:space="0" w:color="000000"/>
+              <w:right w:val="single" w:sz="4" w:space="0" w:color="000000"/>
+            </w:tcBorders>
+            <w:shd w:val="clear" w:color="auto" w:fill="FFFFFF"/>
+            <w:tcMar>
+              <w:top w:w="70" w:type="dxa"/>
+              <w:left w:w="140" w:type="dxa"/>
+              <w:bottom w:w="70" w:type="dxa"/>
+              <w:right w:w="140" w:type="dxa"/>
+            </w:tcMar>
+            <w:vAlign w:val="center"/>
+          </w:tcPr>
+          <w:p>
+            <w:pPr>
+              <w:jc w:val="center"/>
+              <w:rPr>
+                <w:color w:val="1A1A1A"/>
+                <w:sz w:val="20"/>
+                <w:szCs w:val="20"/>
+              </w:rPr>
+            </w:pPr>
+            <w:r>
+              <w:rPr>
+                <w:color w:val="1A1A1A"/>
+                <w:sz w:val="20"/>
+                <w:szCs w:val="20"/>
+              </w:rPr>
+              <w:t>Medio</w:t>
             </w:r>
           </w:p>
         </w:tc>
@@ -1202,100 +1413,89 @@
       <w:proofErr w:type="spellStart"/>
       <w:r>
         <w:rPr>
-          <w:color w:val="1A1A1A"/>
+          <w:rStyle w:val="Textoennegrita"/>
         </w:rPr>
         <w:t>Backend</w:t>
       </w:r>
       <w:proofErr w:type="spellEnd"/>
       <w:r>
         <w:rPr>
-          <w:color w:val="1A1A1A"/>
-        </w:rPr>
-        <w:t xml:space="preserve"> en Laravel (PHP &gt;= 8.2): </w:t>
+          <w:rStyle w:val="Textoennegrita"/>
+        </w:rPr>
+        <w:t xml:space="preserve"> en Laravel (PHP &gt;= 8.2):</w:t>
+      </w:r>
+      <w:r>
+        <w:t xml:space="preserve"> </w:t>
       </w:r>
       <w:proofErr w:type="spellStart"/>
       <w:r>
-        <w:rPr>
-          <w:color w:val="1A1A1A"/>
-        </w:rPr>
         <w:t>framework</w:t>
       </w:r>
       <w:proofErr w:type="spellEnd"/>
       <w:r>
-        <w:rPr>
-          <w:color w:val="1A1A1A"/>
-        </w:rPr>
         <w:t xml:space="preserve"> robusto con soporte nativo para </w:t>
       </w:r>
       <w:proofErr w:type="spellStart"/>
       <w:r>
-        <w:rPr>
-          <w:color w:val="1A1A1A"/>
-        </w:rPr>
         <w:t>APIs</w:t>
       </w:r>
       <w:proofErr w:type="spellEnd"/>
       <w:r>
-        <w:rPr>
-          <w:color w:val="1A1A1A"/>
-        </w:rPr>
         <w:t xml:space="preserve"> </w:t>
       </w:r>
       <w:proofErr w:type="spellStart"/>
       <w:r>
-        <w:rPr>
-          <w:color w:val="1A1A1A"/>
-        </w:rPr>
-        <w:t>RESTful</w:t>
+        <w:t>REST</w:t>
       </w:r>
       <w:proofErr w:type="spellEnd"/>
       <w:r>
-        <w:rPr>
-          <w:color w:val="1A1A1A"/>
-        </w:rPr>
-        <w:t xml:space="preserve">, autenticación mediante tokens </w:t>
+        <w:t xml:space="preserve">, autenticación mediante tokens con Laravel </w:t>
       </w:r>
       <w:proofErr w:type="spellStart"/>
       <w:r>
-        <w:rPr>
-          <w:color w:val="1A1A1A"/>
-        </w:rPr>
-        <w:t>JWT</w:t>
+        <w:t>Sanctum</w:t>
       </w:r>
       <w:proofErr w:type="spellEnd"/>
       <w:r>
-        <w:rPr>
-          <w:color w:val="1A1A1A"/>
-        </w:rPr>
-        <w:t xml:space="preserve">, </w:t>
+        <w:t xml:space="preserve">, gestión de roles y permisos con </w:t>
       </w:r>
       <w:proofErr w:type="spellStart"/>
       <w:r>
-        <w:rPr>
-          <w:color w:val="1A1A1A"/>
-        </w:rPr>
+        <w:t>Spatie</w:t>
+      </w:r>
+      <w:proofErr w:type="spellEnd"/>
+      <w:r>
+        <w:t xml:space="preserve"> </w:t>
+      </w:r>
+      <w:proofErr w:type="spellStart"/>
+      <w:r>
+        <w:t>Permission</w:t>
+      </w:r>
+      <w:proofErr w:type="spellEnd"/>
+      <w:r>
+        <w:t xml:space="preserve">, y manejo de base de datos mediante </w:t>
+      </w:r>
+      <w:proofErr w:type="spellStart"/>
+      <w:r>
+        <w:t>Eloquent</w:t>
+      </w:r>
+      <w:proofErr w:type="spellEnd"/>
+      <w:r>
+        <w:t xml:space="preserve"> </w:t>
+      </w:r>
+      <w:proofErr w:type="spellStart"/>
+      <w:r>
         <w:t>ORM</w:t>
       </w:r>
       <w:proofErr w:type="spellEnd"/>
       <w:r>
+        <w:t>.</w:t>
+      </w:r>
+      <w:r>
         <w:rPr>
           <w:color w:val="1A1A1A"/>
         </w:rPr>
         <w:t xml:space="preserve"> </w:t>
-      </w:r>
-      <w:proofErr w:type="spellStart"/>
-      <w:r>
-        <w:rPr>
-          <w:color w:val="1A1A1A"/>
-        </w:rPr>
-        <w:t>Eloquent</w:t>
-      </w:r>
-      <w:proofErr w:type="spellEnd"/>
-      <w:r>
-        <w:rPr>
-          <w:color w:val="1A1A1A"/>
-        </w:rPr>
-        <w:t xml:space="preserve"> y sistema de migraciones.</w:t>
       </w:r>
     </w:p>
     <w:p>
@@ -1310,30 +1510,25 @@
       <w:proofErr w:type="spellStart"/>
       <w:r>
         <w:rPr>
-          <w:color w:val="1A1A1A"/>
+          <w:rStyle w:val="Textoennegrita"/>
         </w:rPr>
         <w:t>Frontend</w:t>
       </w:r>
       <w:proofErr w:type="spellEnd"/>
       <w:r>
         <w:rPr>
-          <w:color w:val="1A1A1A"/>
-        </w:rPr>
-        <w:t xml:space="preserve"> en </w:t>
-      </w:r>
-      <w:proofErr w:type="spellStart"/>
-      <w:r>
-        <w:rPr>
-          <w:color w:val="1A1A1A"/>
-        </w:rPr>
-        <w:t>React</w:t>
-      </w:r>
-      <w:proofErr w:type="spellEnd"/>
-      <w:r>
-        <w:rPr>
-          <w:color w:val="1A1A1A"/>
-        </w:rPr>
-        <w:t xml:space="preserve"> (&gt;= 18): biblioteca orientada a componentes reutilizables, que permite construir interfaces de usuario dinámicas con alto rendimiento.</w:t>
+          <w:rStyle w:val="Textoennegrita"/>
+        </w:rPr>
+        <w:t xml:space="preserve"> en React.js:</w:t>
+      </w:r>
+      <w:r>
+        <w:t xml:space="preserve"> biblioteca JavaScript que permite construir interfaces dinámicas y reactivas, ideal para mostrar el seguimiento del estado del pedido sin necesidad de recargar la página.</w:t>
+      </w:r>
+      <w:r>
+        <w:rPr>
+          <w:color w:val="1A1A1A"/>
+        </w:rPr>
+        <w:t xml:space="preserve"> </w:t>
       </w:r>
     </w:p>
     <w:p>
@@ -1347,9 +1542,37 @@
       </w:pPr>
       <w:r>
         <w:rPr>
-          <w:color w:val="1A1A1A"/>
-        </w:rPr>
-        <w:t>Arquitectura cliente-servidor desacoplada, lo que facilita el mantenimiento independiente de cada capa y la escalabilidad futura del sistema.</w:t>
+          <w:rStyle w:val="Textoennegrita"/>
+        </w:rPr>
+        <w:t>Base de datos MySQL:</w:t>
+      </w:r>
+      <w:r>
+        <w:t xml:space="preserve"> motor de base de datos relacional robusto, compatible con XAMPP para el entorno de desarrollo local y escalable a servidores en producción</w:t>
+      </w:r>
+      <w:r>
+        <w:rPr>
+          <w:color w:val="1A1A1A"/>
+        </w:rPr>
+        <w:t>.</w:t>
+      </w:r>
+    </w:p>
+    <w:p>
+      <w:pPr>
+        <w:pStyle w:val="Prrafodelista"/>
+        <w:numPr>
+          <w:ilvl w:val="0"/>
+          <w:numId w:val="4"/>
+        </w:numPr>
+        <w:spacing w:before="40" w:after="40"/>
+      </w:pPr>
+      <w:r>
+        <w:rPr>
+          <w:rStyle w:val="Textoennegrita"/>
+        </w:rPr>
+        <w:t>Control de versiones con Git y GitHub:</w:t>
+      </w:r>
+      <w:r>
+        <w:t xml:space="preserve"> permite el seguimiento del historial de cambios del proyecto y facilita la colaboración y revisión del código.</w:t>
       </w:r>
     </w:p>
     <w:p>
@@ -1386,10 +1609,10 @@
         <w:spacing w:before="40" w:after="40"/>
       </w:pPr>
       <w:r>
-        <w:rPr>
-          <w:color w:val="1A1A1A"/>
-        </w:rPr>
-        <w:t>Reducción estimada de [X]% en los tiempos de procesamiento de las operaciones actuales.</w:t>
+        <w:t>Se estima además una reducción del 70% en errores de pedido al eliminar la intermediación humana en el registro, y una reducción del 90% en el tiempo de coordinación de repartidores mediante la asignación automática del sistema.</w:t>
+      </w:r>
+      <w:r>
+        <w:t xml:space="preserve"> </w:t>
       </w:r>
     </w:p>
     <w:p>
@@ -1402,10 +1625,10 @@
         <w:spacing w:before="40" w:after="40"/>
       </w:pPr>
       <w:r>
-        <w:rPr>
-          <w:color w:val="1A1A1A"/>
-        </w:rPr>
-        <w:t>Eliminación de costos asociados a errores de registro manual (reprocesamiento, impresión, correos).</w:t>
+        <w:t>Para los negocios de Quillabamba, la implementación del sistema representa una reducción significativa en costos operativos al eliminar la gestión manual de pedidos mediante llamadas y mensajería, reduciendo errores en los pedidos, optimizando el tiempo de atención y permitiendo atender mayor volumen de clientes con los mismos recursos.</w:t>
+      </w:r>
+      <w:r>
+        <w:t xml:space="preserve"> </w:t>
       </w:r>
     </w:p>
     <w:p>
@@ -1418,10 +1641,7 @@
         <w:spacing w:before="40" w:after="40"/>
       </w:pPr>
       <w:r>
-        <w:rPr>
-          <w:color w:val="1A1A1A"/>
-        </w:rPr>
-        <w:t>Uso exclusivo de herramientas de código abierto, sin costo de licencia.</w:t>
+        <w:t>El desarrollo del sistema no requiere inversión en licencias de software, ya que todas las tecnologías utilizadas son de código abierto y uso gratuito. El costo del proyecto se limita al tiempo de desarrollo humano.</w:t>
       </w:r>
     </w:p>
     <w:p>
@@ -10894,23 +11114,21 @@
       </w:rPr>
       <w:t xml:space="preserve">Universidad Andina del </w:t>
     </w:r>
-    <w:proofErr w:type="gramStart"/>
     <w:r>
       <w:rPr>
         <w:color w:val="1A1A1A"/>
         <w:sz w:val="16"/>
         <w:szCs w:val="16"/>
       </w:rPr>
-      <w:t>Cusco  —</w:t>
+      <w:t>Cusco — Escuela</w:t>
     </w:r>
-    <w:proofErr w:type="gramEnd"/>
     <w:r>
       <w:rPr>
         <w:color w:val="1A1A1A"/>
         <w:sz w:val="16"/>
         <w:szCs w:val="16"/>
       </w:rPr>
-      <w:t xml:space="preserve">  Escuela Profesional de Ingeniería de Sistemas</w:t>
+      <w:t xml:space="preserve"> Profesional de Ingeniería de Sistemas</w:t>
     </w:r>
   </w:p>
 </w:ftr>
@@ -11016,7 +11234,6 @@
       </w:rPr>
       <w:t xml:space="preserve">Universidad Andina del </w:t>
     </w:r>
-    <w:proofErr w:type="gramStart"/>
     <w:r>
       <w:rPr>
         <w:i/>
@@ -11025,9 +11242,8 @@
         <w:sz w:val="16"/>
         <w:szCs w:val="16"/>
       </w:rPr>
-      <w:t>Cusco  —</w:t>
+      <w:t>Cusco — Documentación</w:t>
     </w:r>
-    <w:proofErr w:type="gramEnd"/>
     <w:r>
       <w:rPr>
         <w:i/>
@@ -11036,7 +11252,7 @@
         <w:sz w:val="16"/>
         <w:szCs w:val="16"/>
       </w:rPr>
-      <w:t xml:space="preserve">  Documentación de Proyecto de Software</w:t>
+      <w:t xml:space="preserve"> de Proyecto de Software</w:t>
     </w:r>
   </w:p>
 </w:hdr>
@@ -12427,6 +12643,17 @@
     <w:uiPriority w:val="99"/>
     <w:rsid w:val="004457F7"/>
   </w:style>
+  <w:style w:type="character" w:styleId="Textoennegrita">
+    <w:name w:val="Strong"/>
+    <w:basedOn w:val="Fuentedeprrafopredeter"/>
+    <w:uiPriority w:val="22"/>
+    <w:qFormat/>
+    <w:rsid w:val="002A765A"/>
+    <w:rPr>
+      <w:b/>
+      <w:bCs/>
+    </w:rPr>
+  </w:style>
 </w:styles>
 </file>
 

--- a/documentacion/informe de proyecto.docx
+++ b/documentacion/informe de proyecto.docx
@@ -1609,10 +1609,7 @@
         <w:spacing w:before="40" w:after="40"/>
       </w:pPr>
       <w:r>
-        <w:t>Se estima además una reducción del 70% en errores de pedido al eliminar la intermediación humana en el registro, y una reducción del 90% en el tiempo de coordinación de repartidores mediante la asignación automática del sistema.</w:t>
-      </w:r>
-      <w:r>
-        <w:t xml:space="preserve"> </w:t>
+        <w:t xml:space="preserve">Se estima además una reducción del 70% en errores de pedido al eliminar la intermediación humana en el registro, y una reducción del 90% en el tiempo de coordinación de repartidores mediante la asignación automática del sistema. </w:t>
       </w:r>
     </w:p>
     <w:p>
@@ -1625,10 +1622,7 @@
         <w:spacing w:before="40" w:after="40"/>
       </w:pPr>
       <w:r>
-        <w:t>Para los negocios de Quillabamba, la implementación del sistema representa una reducción significativa en costos operativos al eliminar la gestión manual de pedidos mediante llamadas y mensajería, reduciendo errores en los pedidos, optimizando el tiempo de atención y permitiendo atender mayor volumen de clientes con los mismos recursos.</w:t>
-      </w:r>
-      <w:r>
-        <w:t xml:space="preserve"> </w:t>
+        <w:t xml:space="preserve">Para los negocios de Quillabamba, la implementación del sistema representa una reducción significativa en costos operativos al eliminar la gestión manual de pedidos mediante llamadas y mensajería, reduciendo errores en los pedidos, optimizando el tiempo de atención y permitiendo atender mayor volumen de clientes con los mismos recursos. </w:t>
       </w:r>
     </w:p>
     <w:p>
@@ -1656,16 +1650,11 @@
       </w:r>
     </w:p>
     <w:p>
-      <w:pPr>
-        <w:spacing w:before="80" w:after="80"/>
-        <w:ind w:firstLine="720"/>
-        <w:jc w:val="both"/>
-      </w:pPr>
-      <w:r>
-        <w:rPr>
-          <w:color w:val="1A1A1A"/>
-        </w:rPr>
-        <w:t xml:space="preserve">El proyecto permite al equipo integrar y aplicar competencias adquiridas a lo largo de la carrera: diseño de bases de datos relacionales, construcción y consumo de </w:t>
+      <w:r>
+        <w:rPr>
+          <w:color w:val="1A1A1A"/>
+        </w:rPr>
+        <w:t xml:space="preserve">El desarrollo del presente proyecto permite integrar y aplicar las competencias adquiridas a lo largo de la carrera de Ingeniería de Sistemas, tales como el diseño de bases de datos relacionales, la construcción y consumo de </w:t>
       </w:r>
       <w:proofErr w:type="spellStart"/>
       <w:r>
@@ -1693,10 +1682,22 @@
         <w:rPr>
           <w:color w:val="1A1A1A"/>
         </w:rPr>
-        <w:t>, desarrollo de interfaces reactivas y gestión del ciclo de vida del software mediante control de versiones con Git.</w:t>
-      </w:r>
-    </w:p>
-    <w:p>
+        <w:t xml:space="preserve">, el desarrollo de interfaces reactivas con </w:t>
+      </w:r>
+      <w:proofErr w:type="spellStart"/>
+      <w:r>
+        <w:rPr>
+          <w:color w:val="1A1A1A"/>
+        </w:rPr>
+        <w:t>React</w:t>
+      </w:r>
+      <w:proofErr w:type="spellEnd"/>
+      <w:r>
+        <w:rPr>
+          <w:color w:val="1A1A1A"/>
+        </w:rPr>
+        <w:t xml:space="preserve"> y la gestión del ciclo de vida del software mediante control de versiones con Git y GitHub. Asimismo, el sistema aborda una problemática real del entorno local de Quillabamba, lo que permite al estudiante vincular los conocimientos técnicos con necesidades concretas de la sociedad, fortaleciendo así las competencias de análisis, diseño e implementación de soluciones de software.</w:t>
+      </w:r>
       <w:r>
         <w:br w:type="page"/>
       </w:r>
@@ -1730,71 +1731,112 @@
     </w:p>
     <w:p>
       <w:pPr>
-        <w:spacing w:before="80" w:after="80"/>
-        <w:ind w:firstLine="720"/>
-        <w:jc w:val="both"/>
-      </w:pPr>
-      <w:r>
-        <w:rPr>
-          <w:color w:val="1A1A1A"/>
+        <w:pStyle w:val="Ttulo2"/>
+        <w:rPr>
+          <w:b w:val="0"/>
+          <w:bCs w:val="0"/>
+          <w:color w:val="1A1A1A"/>
+          <w:sz w:val="22"/>
+          <w:szCs w:val="22"/>
+        </w:rPr>
+      </w:pPr>
+      <w:r>
+        <w:rPr>
+          <w:b w:val="0"/>
+          <w:bCs w:val="0"/>
+          <w:color w:val="1A1A1A"/>
+          <w:sz w:val="22"/>
+          <w:szCs w:val="22"/>
         </w:rPr>
         <w:t xml:space="preserve">Desarrollar una aplicación web con arquitectura </w:t>
       </w:r>
       <w:proofErr w:type="spellStart"/>
       <w:r>
         <w:rPr>
-          <w:color w:val="1A1A1A"/>
+          <w:b w:val="0"/>
+          <w:bCs w:val="0"/>
+          <w:color w:val="1A1A1A"/>
+          <w:sz w:val="22"/>
+          <w:szCs w:val="22"/>
         </w:rPr>
         <w:t>REST</w:t>
       </w:r>
       <w:proofErr w:type="spellEnd"/>
       <w:r>
         <w:rPr>
-          <w:color w:val="1A1A1A"/>
+          <w:b w:val="0"/>
+          <w:bCs w:val="0"/>
+          <w:color w:val="1A1A1A"/>
+          <w:sz w:val="22"/>
+          <w:szCs w:val="22"/>
         </w:rPr>
         <w:t xml:space="preserve"> —</w:t>
       </w:r>
       <w:proofErr w:type="spellStart"/>
       <w:r>
         <w:rPr>
-          <w:color w:val="1A1A1A"/>
+          <w:b w:val="0"/>
+          <w:bCs w:val="0"/>
+          <w:color w:val="1A1A1A"/>
+          <w:sz w:val="22"/>
+          <w:szCs w:val="22"/>
         </w:rPr>
         <w:t>backend</w:t>
       </w:r>
       <w:proofErr w:type="spellEnd"/>
       <w:r>
         <w:rPr>
-          <w:color w:val="1A1A1A"/>
+          <w:b w:val="0"/>
+          <w:bCs w:val="0"/>
+          <w:color w:val="1A1A1A"/>
+          <w:sz w:val="22"/>
+          <w:szCs w:val="22"/>
         </w:rPr>
         <w:t xml:space="preserve"> en Laravel y </w:t>
       </w:r>
       <w:proofErr w:type="spellStart"/>
       <w:r>
         <w:rPr>
-          <w:color w:val="1A1A1A"/>
+          <w:b w:val="0"/>
+          <w:bCs w:val="0"/>
+          <w:color w:val="1A1A1A"/>
+          <w:sz w:val="22"/>
+          <w:szCs w:val="22"/>
         </w:rPr>
         <w:t>frontend</w:t>
       </w:r>
       <w:proofErr w:type="spellEnd"/>
       <w:r>
         <w:rPr>
-          <w:color w:val="1A1A1A"/>
+          <w:b w:val="0"/>
+          <w:bCs w:val="0"/>
+          <w:color w:val="1A1A1A"/>
+          <w:sz w:val="22"/>
+          <w:szCs w:val="22"/>
         </w:rPr>
         <w:t xml:space="preserve"> en </w:t>
       </w:r>
       <w:proofErr w:type="spellStart"/>
       <w:r>
         <w:rPr>
-          <w:color w:val="1A1A1A"/>
+          <w:b w:val="0"/>
+          <w:bCs w:val="0"/>
+          <w:color w:val="1A1A1A"/>
+          <w:sz w:val="22"/>
+          <w:szCs w:val="22"/>
         </w:rPr>
         <w:t>React</w:t>
       </w:r>
       <w:proofErr w:type="spellEnd"/>
       <w:r>
         <w:rPr>
-          <w:color w:val="1A1A1A"/>
-        </w:rPr>
-        <w:t>— que permita [gestionar / automatizar / digitalizar] el proceso de [nombre del proceso] para [entidad o usuario beneficiario], mejorando la eficiencia operativa y la disponibilidad de la información.</w:t>
+          <w:b w:val="0"/>
+          <w:bCs w:val="0"/>
+          <w:color w:val="1A1A1A"/>
+          <w:sz w:val="22"/>
+          <w:szCs w:val="22"/>
+        </w:rPr>
+        <w:t>— que permita centralizar y automatizar la gestión de pedidos a domicilio para negocios locales de la ciudad de Quillabamba, mejorando la coordinación entre clientes, negocios y repartidores, y optimizando la eficiencia operativa en el proceso de entrega.</w:t>
       </w:r>
     </w:p>
     <w:p>
@@ -1821,7 +1863,7 @@
         <w:rPr>
           <w:color w:val="1A1A1A"/>
         </w:rPr>
-        <w:t>Diseñar el modelo de base de datos relacional que soporte la totalidad de los procesos del sistema.</w:t>
+        <w:t>Diseñar el modelo de base de datos relacional que soporte la totalidad de los procesos del sistema, incluyendo usuarios, pedidos, productos y asignaciones.</w:t>
       </w:r>
     </w:p>
     <w:p>
@@ -1834,24 +1876,23 @@
         <w:spacing w:before="40" w:after="40"/>
       </w:pPr>
       <w:r>
-        <w:rPr>
-          <w:color w:val="1A1A1A"/>
-        </w:rPr>
         <w:t xml:space="preserve">Implementar la API </w:t>
       </w:r>
       <w:proofErr w:type="spellStart"/>
       <w:r>
-        <w:rPr>
-          <w:color w:val="1A1A1A"/>
-        </w:rPr>
         <w:t>RESTful</w:t>
       </w:r>
       <w:proofErr w:type="spellEnd"/>
       <w:r>
-        <w:rPr>
-          <w:color w:val="1A1A1A"/>
-        </w:rPr>
-        <w:t xml:space="preserve"> en Laravel con autenticación JWT y control de acceso basado en roles.</w:t>
+        <w:t xml:space="preserve"> en Laravel con autenticación mediante </w:t>
+      </w:r>
+      <w:proofErr w:type="spellStart"/>
+      <w:r>
+        <w:t>Sanctum</w:t>
+      </w:r>
+      <w:proofErr w:type="spellEnd"/>
+      <w:r>
+        <w:t xml:space="preserve"> y control de acceso basado en roles (cliente, negocio, repartidor, administrador).</w:t>
       </w:r>
     </w:p>
     <w:p>
@@ -1864,10 +1905,7 @@
         <w:spacing w:before="40" w:after="40"/>
       </w:pPr>
       <w:r>
-        <w:rPr>
-          <w:color w:val="1A1A1A"/>
-        </w:rPr>
-        <w:t>Desarrollar los módulos CRUD para las entidades principales del sistema.</w:t>
+        <w:t>Desarrollar los módulos CRUD para las entidades principales del sistema: productos, pedidos y usuarios.</w:t>
       </w:r>
     </w:p>
     <w:p>
@@ -1880,38 +1918,23 @@
         <w:spacing w:before="40" w:after="40"/>
       </w:pPr>
       <w:r>
-        <w:rPr>
-          <w:color w:val="1A1A1A"/>
-        </w:rPr>
         <w:t xml:space="preserve">Construir la interfaz de usuario en </w:t>
       </w:r>
       <w:proofErr w:type="spellStart"/>
       <w:r>
-        <w:rPr>
-          <w:color w:val="1A1A1A"/>
-        </w:rPr>
         <w:t>React</w:t>
       </w:r>
       <w:proofErr w:type="spellEnd"/>
       <w:r>
-        <w:rPr>
-          <w:color w:val="1A1A1A"/>
-        </w:rPr>
         <w:t xml:space="preserve"> consumiendo los </w:t>
       </w:r>
       <w:proofErr w:type="spellStart"/>
       <w:r>
-        <w:rPr>
-          <w:color w:val="1A1A1A"/>
-        </w:rPr>
         <w:t>endpoints</w:t>
       </w:r>
       <w:proofErr w:type="spellEnd"/>
       <w:r>
-        <w:rPr>
-          <w:color w:val="1A1A1A"/>
-        </w:rPr>
-        <w:t xml:space="preserve"> de la API mediante peticiones HTTP.</w:t>
+        <w:t xml:space="preserve"> de la API mediante peticiones HTTP, con vistas diferenciadas por rol.</w:t>
       </w:r>
     </w:p>
     <w:p>
@@ -1924,51 +1947,43 @@
         <w:spacing w:before="40" w:after="40"/>
       </w:pPr>
       <w:r>
-        <w:rPr>
-          <w:color w:val="1A1A1A"/>
-        </w:rPr>
+        <w:t>Implementar el flujo de estados del pedido (pendiente → aceptado → en preparación → en camino → entregado) con asignación automática de repartidores.</w:t>
+      </w:r>
+    </w:p>
+    <w:p>
+      <w:pPr>
+        <w:pStyle w:val="Prrafodelista"/>
+        <w:numPr>
+          <w:ilvl w:val="0"/>
+          <w:numId w:val="3"/>
+        </w:numPr>
+        <w:spacing w:before="40" w:after="40"/>
+      </w:pPr>
+      <w:r>
         <w:t xml:space="preserve">Gestionar el código fuente mediante GitHub aplicando el flujo de ramas: </w:t>
       </w:r>
       <w:proofErr w:type="spellStart"/>
       <w:r>
-        <w:rPr>
-          <w:color w:val="1A1A1A"/>
-        </w:rPr>
         <w:t>main</w:t>
       </w:r>
       <w:proofErr w:type="spellEnd"/>
       <w:r>
-        <w:rPr>
-          <w:color w:val="1A1A1A"/>
-        </w:rPr>
         <w:t xml:space="preserve"> / </w:t>
       </w:r>
       <w:proofErr w:type="spellStart"/>
       <w:r>
-        <w:rPr>
-          <w:color w:val="1A1A1A"/>
-        </w:rPr>
         <w:t>develop</w:t>
       </w:r>
       <w:proofErr w:type="spellEnd"/>
       <w:r>
-        <w:rPr>
-          <w:color w:val="1A1A1A"/>
-        </w:rPr>
         <w:t xml:space="preserve"> / </w:t>
       </w:r>
       <w:proofErr w:type="spellStart"/>
       <w:r>
-        <w:rPr>
-          <w:color w:val="1A1A1A"/>
-        </w:rPr>
         <w:t>feature</w:t>
       </w:r>
       <w:proofErr w:type="spellEnd"/>
       <w:r>
-        <w:rPr>
-          <w:color w:val="1A1A1A"/>
-        </w:rPr>
         <w:t>.</w:t>
       </w:r>
     </w:p>
@@ -2017,13 +2032,13 @@
         <w:tblLook w:val="04A0" w:firstRow="1" w:lastRow="0" w:firstColumn="1" w:lastColumn="0" w:noHBand="0" w:noVBand="1"/>
       </w:tblPr>
       <w:tblGrid>
-        <w:gridCol w:w="4500"/>
-        <w:gridCol w:w="4500"/>
+        <w:gridCol w:w="4815"/>
+        <w:gridCol w:w="4185"/>
       </w:tblGrid>
       <w:tr>
         <w:tc>
           <w:tcPr>
-            <w:tcW w:w="4500" w:type="dxa"/>
+            <w:tcW w:w="4815" w:type="dxa"/>
             <w:tcBorders>
               <w:top w:val="single" w:sz="4" w:space="0" w:color="000000"/>
               <w:left w:val="single" w:sz="4" w:space="0" w:color="000000"/>
@@ -2057,7 +2072,7 @@
         </w:tc>
         <w:tc>
           <w:tcPr>
-            <w:tcW w:w="4500" w:type="dxa"/>
+            <w:tcW w:w="4185" w:type="dxa"/>
             <w:tcBorders>
               <w:top w:val="single" w:sz="4" w:space="0" w:color="000000"/>
               <w:left w:val="single" w:sz="4" w:space="0" w:color="000000"/>
@@ -2093,59 +2108,49 @@
       <w:tr>
         <w:tc>
           <w:tcPr>
-            <w:tcW w:w="4500" w:type="dxa"/>
-            <w:tcBorders>
-              <w:top w:val="single" w:sz="4" w:space="0" w:color="000000"/>
-              <w:left w:val="single" w:sz="4" w:space="0" w:color="000000"/>
-              <w:bottom w:val="single" w:sz="4" w:space="0" w:color="000000"/>
-              <w:right w:val="single" w:sz="4" w:space="0" w:color="000000"/>
-            </w:tcBorders>
-            <w:shd w:val="clear" w:color="auto" w:fill="FFFFFF"/>
-            <w:tcMar>
-              <w:top w:w="70" w:type="dxa"/>
-              <w:left w:w="140" w:type="dxa"/>
-              <w:bottom w:w="70" w:type="dxa"/>
-              <w:right w:w="140" w:type="dxa"/>
-            </w:tcMar>
-            <w:vAlign w:val="center"/>
-          </w:tcPr>
-          <w:p>
-            <w:r>
-              <w:rPr>
-                <w:color w:val="1A1A1A"/>
-                <w:sz w:val="20"/>
-                <w:szCs w:val="20"/>
-              </w:rPr>
-              <w:t>Autenticación y gestión de usuarios.</w:t>
-            </w:r>
-          </w:p>
-        </w:tc>
-        <w:tc>
-          <w:tcPr>
-            <w:tcW w:w="4500" w:type="dxa"/>
-            <w:tcBorders>
-              <w:top w:val="single" w:sz="4" w:space="0" w:color="000000"/>
-              <w:left w:val="single" w:sz="4" w:space="0" w:color="000000"/>
-              <w:bottom w:val="single" w:sz="4" w:space="0" w:color="000000"/>
-              <w:right w:val="single" w:sz="4" w:space="0" w:color="000000"/>
-            </w:tcBorders>
-            <w:shd w:val="clear" w:color="auto" w:fill="FFFFFF"/>
-            <w:tcMar>
-              <w:top w:w="70" w:type="dxa"/>
-              <w:left w:w="140" w:type="dxa"/>
-              <w:bottom w:w="70" w:type="dxa"/>
-              <w:right w:w="140" w:type="dxa"/>
-            </w:tcMar>
-            <w:vAlign w:val="center"/>
-          </w:tcPr>
-          <w:p>
-            <w:r>
-              <w:rPr>
-                <w:color w:val="1A1A1A"/>
-                <w:sz w:val="20"/>
-                <w:szCs w:val="20"/>
-              </w:rPr>
-              <w:t>Aplicación móvil nativa.</w:t>
+            <w:tcW w:w="4815" w:type="dxa"/>
+            <w:tcBorders>
+              <w:top w:val="single" w:sz="4" w:space="0" w:color="000000"/>
+              <w:left w:val="single" w:sz="4" w:space="0" w:color="000000"/>
+              <w:bottom w:val="single" w:sz="4" w:space="0" w:color="000000"/>
+              <w:right w:val="single" w:sz="4" w:space="0" w:color="000000"/>
+            </w:tcBorders>
+            <w:shd w:val="clear" w:color="auto" w:fill="FFFFFF"/>
+            <w:tcMar>
+              <w:top w:w="70" w:type="dxa"/>
+              <w:left w:w="140" w:type="dxa"/>
+              <w:bottom w:w="70" w:type="dxa"/>
+              <w:right w:w="140" w:type="dxa"/>
+            </w:tcMar>
+            <w:vAlign w:val="center"/>
+          </w:tcPr>
+          <w:p>
+            <w:r>
+              <w:t>Autenticación y gestión de usuarios por roles.</w:t>
+            </w:r>
+          </w:p>
+        </w:tc>
+        <w:tc>
+          <w:tcPr>
+            <w:tcW w:w="4185" w:type="dxa"/>
+            <w:tcBorders>
+              <w:top w:val="single" w:sz="4" w:space="0" w:color="000000"/>
+              <w:left w:val="single" w:sz="4" w:space="0" w:color="000000"/>
+              <w:bottom w:val="single" w:sz="4" w:space="0" w:color="000000"/>
+              <w:right w:val="single" w:sz="4" w:space="0" w:color="000000"/>
+            </w:tcBorders>
+            <w:shd w:val="clear" w:color="auto" w:fill="FFFFFF"/>
+            <w:tcMar>
+              <w:top w:w="70" w:type="dxa"/>
+              <w:left w:w="140" w:type="dxa"/>
+              <w:bottom w:w="70" w:type="dxa"/>
+              <w:right w:w="140" w:type="dxa"/>
+            </w:tcMar>
+            <w:vAlign w:val="center"/>
+          </w:tcPr>
+          <w:p>
+            <w:r>
+              <w:t>Aplicación móvil nativa (Android / iOS).</w:t>
             </w:r>
           </w:p>
         </w:tc>
@@ -2153,59 +2158,49 @@
       <w:tr>
         <w:tc>
           <w:tcPr>
-            <w:tcW w:w="4500" w:type="dxa"/>
-            <w:tcBorders>
-              <w:top w:val="single" w:sz="4" w:space="0" w:color="000000"/>
-              <w:left w:val="single" w:sz="4" w:space="0" w:color="000000"/>
-              <w:bottom w:val="single" w:sz="4" w:space="0" w:color="000000"/>
-              <w:right w:val="single" w:sz="4" w:space="0" w:color="000000"/>
-            </w:tcBorders>
-            <w:shd w:val="clear" w:color="auto" w:fill="FFFFFF"/>
-            <w:tcMar>
-              <w:top w:w="70" w:type="dxa"/>
-              <w:left w:w="140" w:type="dxa"/>
-              <w:bottom w:w="70" w:type="dxa"/>
-              <w:right w:w="140" w:type="dxa"/>
-            </w:tcMar>
-            <w:vAlign w:val="center"/>
-          </w:tcPr>
-          <w:p>
-            <w:r>
-              <w:rPr>
-                <w:color w:val="1A1A1A"/>
-                <w:sz w:val="20"/>
-                <w:szCs w:val="20"/>
-              </w:rPr>
-              <w:t>Módulos CRUD de las entidades principales.</w:t>
-            </w:r>
-          </w:p>
-        </w:tc>
-        <w:tc>
-          <w:tcPr>
-            <w:tcW w:w="4500" w:type="dxa"/>
-            <w:tcBorders>
-              <w:top w:val="single" w:sz="4" w:space="0" w:color="000000"/>
-              <w:left w:val="single" w:sz="4" w:space="0" w:color="000000"/>
-              <w:bottom w:val="single" w:sz="4" w:space="0" w:color="000000"/>
-              <w:right w:val="single" w:sz="4" w:space="0" w:color="000000"/>
-            </w:tcBorders>
-            <w:shd w:val="clear" w:color="auto" w:fill="FFFFFF"/>
-            <w:tcMar>
-              <w:top w:w="70" w:type="dxa"/>
-              <w:left w:w="140" w:type="dxa"/>
-              <w:bottom w:w="70" w:type="dxa"/>
-              <w:right w:w="140" w:type="dxa"/>
-            </w:tcMar>
-            <w:vAlign w:val="center"/>
-          </w:tcPr>
-          <w:p>
-            <w:r>
-              <w:rPr>
-                <w:color w:val="1A1A1A"/>
-                <w:sz w:val="20"/>
-                <w:szCs w:val="20"/>
-              </w:rPr>
-              <w:t>Integración con sistemas externos.</w:t>
+            <w:tcW w:w="4815" w:type="dxa"/>
+            <w:tcBorders>
+              <w:top w:val="single" w:sz="4" w:space="0" w:color="000000"/>
+              <w:left w:val="single" w:sz="4" w:space="0" w:color="000000"/>
+              <w:bottom w:val="single" w:sz="4" w:space="0" w:color="000000"/>
+              <w:right w:val="single" w:sz="4" w:space="0" w:color="000000"/>
+            </w:tcBorders>
+            <w:shd w:val="clear" w:color="auto" w:fill="FFFFFF"/>
+            <w:tcMar>
+              <w:top w:w="70" w:type="dxa"/>
+              <w:left w:w="140" w:type="dxa"/>
+              <w:bottom w:w="70" w:type="dxa"/>
+              <w:right w:w="140" w:type="dxa"/>
+            </w:tcMar>
+            <w:vAlign w:val="center"/>
+          </w:tcPr>
+          <w:p>
+            <w:r>
+              <w:t>Módulos CRUD de productos, pedidos y usuarios.</w:t>
+            </w:r>
+          </w:p>
+        </w:tc>
+        <w:tc>
+          <w:tcPr>
+            <w:tcW w:w="4185" w:type="dxa"/>
+            <w:tcBorders>
+              <w:top w:val="single" w:sz="4" w:space="0" w:color="000000"/>
+              <w:left w:val="single" w:sz="4" w:space="0" w:color="000000"/>
+              <w:bottom w:val="single" w:sz="4" w:space="0" w:color="000000"/>
+              <w:right w:val="single" w:sz="4" w:space="0" w:color="000000"/>
+            </w:tcBorders>
+            <w:shd w:val="clear" w:color="auto" w:fill="FFFFFF"/>
+            <w:tcMar>
+              <w:top w:w="70" w:type="dxa"/>
+              <w:left w:w="140" w:type="dxa"/>
+              <w:bottom w:w="70" w:type="dxa"/>
+              <w:right w:w="140" w:type="dxa"/>
+            </w:tcMar>
+            <w:vAlign w:val="center"/>
+          </w:tcPr>
+          <w:p>
+            <w:r>
+              <w:t>Pagos en línea (tarjeta, pasarelas de pago).</w:t>
             </w:r>
           </w:p>
         </w:tc>
@@ -2213,59 +2208,49 @@
       <w:tr>
         <w:tc>
           <w:tcPr>
-            <w:tcW w:w="4500" w:type="dxa"/>
-            <w:tcBorders>
-              <w:top w:val="single" w:sz="4" w:space="0" w:color="000000"/>
-              <w:left w:val="single" w:sz="4" w:space="0" w:color="000000"/>
-              <w:bottom w:val="single" w:sz="4" w:space="0" w:color="000000"/>
-              <w:right w:val="single" w:sz="4" w:space="0" w:color="000000"/>
-            </w:tcBorders>
-            <w:shd w:val="clear" w:color="auto" w:fill="FFFFFF"/>
-            <w:tcMar>
-              <w:top w:w="70" w:type="dxa"/>
-              <w:left w:w="140" w:type="dxa"/>
-              <w:bottom w:w="70" w:type="dxa"/>
-              <w:right w:w="140" w:type="dxa"/>
-            </w:tcMar>
-            <w:vAlign w:val="center"/>
-          </w:tcPr>
-          <w:p>
-            <w:r>
-              <w:rPr>
-                <w:color w:val="1A1A1A"/>
-                <w:sz w:val="20"/>
-                <w:szCs w:val="20"/>
-              </w:rPr>
-              <w:t>Generación de reportes en formato PDF.</w:t>
-            </w:r>
-          </w:p>
-        </w:tc>
-        <w:tc>
-          <w:tcPr>
-            <w:tcW w:w="4500" w:type="dxa"/>
-            <w:tcBorders>
-              <w:top w:val="single" w:sz="4" w:space="0" w:color="000000"/>
-              <w:left w:val="single" w:sz="4" w:space="0" w:color="000000"/>
-              <w:bottom w:val="single" w:sz="4" w:space="0" w:color="000000"/>
-              <w:right w:val="single" w:sz="4" w:space="0" w:color="000000"/>
-            </w:tcBorders>
-            <w:shd w:val="clear" w:color="auto" w:fill="FFFFFF"/>
-            <w:tcMar>
-              <w:top w:w="70" w:type="dxa"/>
-              <w:left w:w="140" w:type="dxa"/>
-              <w:bottom w:w="70" w:type="dxa"/>
-              <w:right w:w="140" w:type="dxa"/>
-            </w:tcMar>
-            <w:vAlign w:val="center"/>
-          </w:tcPr>
-          <w:p>
-            <w:r>
-              <w:rPr>
-                <w:color w:val="1A1A1A"/>
-                <w:sz w:val="20"/>
-                <w:szCs w:val="20"/>
-              </w:rPr>
-              <w:t>Pasarela de pagos real.</w:t>
+            <w:tcW w:w="4815" w:type="dxa"/>
+            <w:tcBorders>
+              <w:top w:val="single" w:sz="4" w:space="0" w:color="000000"/>
+              <w:left w:val="single" w:sz="4" w:space="0" w:color="000000"/>
+              <w:bottom w:val="single" w:sz="4" w:space="0" w:color="000000"/>
+              <w:right w:val="single" w:sz="4" w:space="0" w:color="000000"/>
+            </w:tcBorders>
+            <w:shd w:val="clear" w:color="auto" w:fill="FFFFFF"/>
+            <w:tcMar>
+              <w:top w:w="70" w:type="dxa"/>
+              <w:left w:w="140" w:type="dxa"/>
+              <w:bottom w:w="70" w:type="dxa"/>
+              <w:right w:w="140" w:type="dxa"/>
+            </w:tcMar>
+            <w:vAlign w:val="center"/>
+          </w:tcPr>
+          <w:p>
+            <w:r>
+              <w:t>Flujo de estados del pedido en tiempo real.</w:t>
+            </w:r>
+          </w:p>
+        </w:tc>
+        <w:tc>
+          <w:tcPr>
+            <w:tcW w:w="4185" w:type="dxa"/>
+            <w:tcBorders>
+              <w:top w:val="single" w:sz="4" w:space="0" w:color="000000"/>
+              <w:left w:val="single" w:sz="4" w:space="0" w:color="000000"/>
+              <w:bottom w:val="single" w:sz="4" w:space="0" w:color="000000"/>
+              <w:right w:val="single" w:sz="4" w:space="0" w:color="000000"/>
+            </w:tcBorders>
+            <w:shd w:val="clear" w:color="auto" w:fill="FFFFFF"/>
+            <w:tcMar>
+              <w:top w:w="70" w:type="dxa"/>
+              <w:left w:w="140" w:type="dxa"/>
+              <w:bottom w:w="70" w:type="dxa"/>
+              <w:right w:w="140" w:type="dxa"/>
+            </w:tcMar>
+            <w:vAlign w:val="center"/>
+          </w:tcPr>
+          <w:p>
+            <w:r>
+              <w:t>Optimización avanzada de rutas GPS.</w:t>
             </w:r>
           </w:p>
         </w:tc>
@@ -2273,77 +2258,49 @@
       <w:tr>
         <w:tc>
           <w:tcPr>
-            <w:tcW w:w="4500" w:type="dxa"/>
-            <w:tcBorders>
-              <w:top w:val="single" w:sz="4" w:space="0" w:color="000000"/>
-              <w:left w:val="single" w:sz="4" w:space="0" w:color="000000"/>
-              <w:bottom w:val="single" w:sz="4" w:space="0" w:color="000000"/>
-              <w:right w:val="single" w:sz="4" w:space="0" w:color="000000"/>
-            </w:tcBorders>
-            <w:shd w:val="clear" w:color="auto" w:fill="FFFFFF"/>
-            <w:tcMar>
-              <w:top w:w="70" w:type="dxa"/>
-              <w:left w:w="140" w:type="dxa"/>
-              <w:bottom w:w="70" w:type="dxa"/>
-              <w:right w:w="140" w:type="dxa"/>
-            </w:tcMar>
-            <w:vAlign w:val="center"/>
-          </w:tcPr>
-          <w:p>
-            <w:r>
-              <w:rPr>
-                <w:color w:val="1A1A1A"/>
-                <w:sz w:val="20"/>
-                <w:szCs w:val="20"/>
-              </w:rPr>
-              <w:t>Panel de administración.</w:t>
-            </w:r>
-          </w:p>
-        </w:tc>
-        <w:tc>
-          <w:tcPr>
-            <w:tcW w:w="4500" w:type="dxa"/>
-            <w:tcBorders>
-              <w:top w:val="single" w:sz="4" w:space="0" w:color="000000"/>
-              <w:left w:val="single" w:sz="4" w:space="0" w:color="000000"/>
-              <w:bottom w:val="single" w:sz="4" w:space="0" w:color="000000"/>
-              <w:right w:val="single" w:sz="4" w:space="0" w:color="000000"/>
-            </w:tcBorders>
-            <w:shd w:val="clear" w:color="auto" w:fill="FFFFFF"/>
-            <w:tcMar>
-              <w:top w:w="70" w:type="dxa"/>
-              <w:left w:w="140" w:type="dxa"/>
-              <w:bottom w:w="70" w:type="dxa"/>
-              <w:right w:w="140" w:type="dxa"/>
-            </w:tcMar>
-            <w:vAlign w:val="center"/>
-          </w:tcPr>
-          <w:p>
-            <w:r>
-              <w:rPr>
-                <w:color w:val="1A1A1A"/>
-                <w:sz w:val="20"/>
-                <w:szCs w:val="20"/>
-              </w:rPr>
-              <w:t xml:space="preserve">Mantenimiento </w:t>
-            </w:r>
-            <w:proofErr w:type="spellStart"/>
-            <w:r>
-              <w:rPr>
-                <w:color w:val="1A1A1A"/>
-                <w:sz w:val="20"/>
-                <w:szCs w:val="20"/>
-              </w:rPr>
-              <w:t>post-entrega</w:t>
-            </w:r>
-            <w:proofErr w:type="spellEnd"/>
-            <w:r>
-              <w:rPr>
-                <w:color w:val="1A1A1A"/>
-                <w:sz w:val="20"/>
-                <w:szCs w:val="20"/>
-              </w:rPr>
-              <w:t>.</w:t>
+            <w:tcW w:w="4815" w:type="dxa"/>
+            <w:tcBorders>
+              <w:top w:val="single" w:sz="4" w:space="0" w:color="000000"/>
+              <w:left w:val="single" w:sz="4" w:space="0" w:color="000000"/>
+              <w:bottom w:val="single" w:sz="4" w:space="0" w:color="000000"/>
+              <w:right w:val="single" w:sz="4" w:space="0" w:color="000000"/>
+            </w:tcBorders>
+            <w:shd w:val="clear" w:color="auto" w:fill="FFFFFF"/>
+            <w:tcMar>
+              <w:top w:w="70" w:type="dxa"/>
+              <w:left w:w="140" w:type="dxa"/>
+              <w:bottom w:w="70" w:type="dxa"/>
+              <w:right w:w="140" w:type="dxa"/>
+            </w:tcMar>
+            <w:vAlign w:val="center"/>
+          </w:tcPr>
+          <w:p>
+            <w:r>
+              <w:t>Asignación automática de repartidores.</w:t>
+            </w:r>
+          </w:p>
+        </w:tc>
+        <w:tc>
+          <w:tcPr>
+            <w:tcW w:w="4185" w:type="dxa"/>
+            <w:tcBorders>
+              <w:top w:val="single" w:sz="4" w:space="0" w:color="000000"/>
+              <w:left w:val="single" w:sz="4" w:space="0" w:color="000000"/>
+              <w:bottom w:val="single" w:sz="4" w:space="0" w:color="000000"/>
+              <w:right w:val="single" w:sz="4" w:space="0" w:color="000000"/>
+            </w:tcBorders>
+            <w:shd w:val="clear" w:color="auto" w:fill="FFFFFF"/>
+            <w:tcMar>
+              <w:top w:w="70" w:type="dxa"/>
+              <w:left w:w="140" w:type="dxa"/>
+              <w:bottom w:w="70" w:type="dxa"/>
+              <w:right w:w="140" w:type="dxa"/>
+            </w:tcMar>
+            <w:vAlign w:val="center"/>
+          </w:tcPr>
+          <w:p>
+            <w:r>
+              <w:t>Chat entre cliente y repartidor.</w:t>
             </w:r>
           </w:p>
         </w:tc>
